--- a/strength_and_dignity/StrengthAndDignity_Chapter6.docx
+++ b/strength_and_dignity/StrengthAndDignity_Chapter6.docx
@@ -403,7 +403,7 @@
           <w:sz w:val="24"/>
           <w:szCs w:val="24"/>
         </w:rPr>
-        <w:t xml:space="preserve">There is another passage that describes what the Bible actually is — and it should stop you in your tracks:</w:t>
+        <w:t>There is another passage that describes what the Bible actually is:</w:t>
       </w:r>
     </w:p>
     <w:p>
@@ -878,54 +878,6 @@
           <w:szCs w:val="24"/>
         </w:rPr>
         <w:t xml:space="preserve">If you want to hear from God Himself, not filtered through someone else’s opinions or watered down to make you comfortable — it is here.</w:t>
-      </w:r>
-    </w:p>
-    <w:p>
-      <w:pPr>
-        <w:spacing w:after="120" w:before="360" w:line="360" w:lineRule="auto"/>
-        <w:ind w:left="720" w:right="720"/>
-        <w:jc w:val="left"/>
-      </w:pPr>
-      <w:r>
-        <w:rPr>
-          <w:rFonts w:ascii="Georgia" w:cs="Georgia" w:eastAsia="Georgia" w:hAnsi="Georgia"/>
-          <w:i/>
-          <w:iCs/>
-          <w:color w:val="2C3E50"/>
-          <w:sz w:val="24"/>
-          <w:szCs w:val="24"/>
-        </w:rPr>
-        <w:t xml:space="preserve">“Your word is a lamp to my feet and a light to my path.”</w:t>
-      </w:r>
-    </w:p>
-    <w:p>
-      <w:pPr>
-        <w:spacing w:after="360" w:before="0"/>
-        <w:ind w:right="720"/>
-        <w:jc w:val="right"/>
-      </w:pPr>
-      <w:r>
-        <w:rPr>
-          <w:rFonts w:ascii="Georgia" w:cs="Georgia" w:eastAsia="Georgia" w:hAnsi="Georgia"/>
-          <w:color w:val="8B7355"/>
-          <w:sz w:val="22"/>
-          <w:szCs w:val="22"/>
-        </w:rPr>
-        <w:t xml:space="preserve">— Psalm 119:105 (NASB)</w:t>
-      </w:r>
-    </w:p>
-    <w:p>
-      <w:pPr>
-        <w:spacing w:after="200" w:before="120" w:line="360" w:lineRule="auto"/>
-        <w:jc w:val="left"/>
-      </w:pPr>
-      <w:r>
-        <w:rPr>
-          <w:rFonts w:ascii="Georgia" w:cs="Georgia" w:eastAsia="Georgia" w:hAnsi="Georgia"/>
-          <w:sz w:val="24"/>
-          <w:szCs w:val="24"/>
-        </w:rPr>
-        <w:t xml:space="preserve">A lamp does not illuminate the whole road at once. It shows you the next step. And then the next. You do not need to understand everything before you start walking. You just need enough light to see where to put your foot.</w:t>
       </w:r>
     </w:p>
     <w:p>
